--- a/paper/submission/ress/attachments/cover_letter_ress_resubmission.docx
+++ b/paper/submission/ress/attachments/cover_letter_ress_resubmission.docx
@@ -33,7 +33,7 @@
           <w:rFonts w:ascii="Times New Roman" w:hAnsi="Times New Roman"/>
           <w:sz w:val="21"/>
         </w:rPr>
-        <w:t xml:space="preserve"> Dr. Leandro Iannacone, Managing Editor</w:t>
+        <w:t xml:space="preserve"> The Editors</w:t>
       </w:r>
     </w:p>
     <w:p>
@@ -73,20 +73,19 @@
           <w:rFonts w:ascii="Times New Roman" w:hAnsi="Times New Roman"/>
           <w:sz w:val="21"/>
         </w:rPr>
-        <w:t xml:space="preserve"> August 10, 2026</w:t>
+        <w:t xml:space="preserve"> August 7, 2026</w:t>
       </w:r>
     </w:p>
     <w:p>
       <w:pPr>
-        <w:spacing w:after="120"/>
-        <w:jc w:val="both"/>
+        <w:spacing w:after="160" w:before="160"/>
       </w:pPr>
       <w:r>
         <w:rPr>
           <w:rFonts w:ascii="Times New Roman" w:hAnsi="Times New Roman"/>
           <w:sz w:val="21"/>
         </w:rPr>
-        <w:t>Dear Dr. Iannacone,</w:t>
+        <w:t>Dear Editors,</w:t>
       </w:r>
     </w:p>
     <w:p>
@@ -114,7 +113,7 @@
           <w:rFonts w:ascii="Times New Roman" w:hAnsi="Times New Roman"/>
           <w:sz w:val="21"/>
         </w:rPr>
-        <w:t>" for consideration as a Research Paper in *Reliability Engineering &amp; System Safety*.</w:t>
+        <w:t>" for consideration for publication in Reliability Engineering &amp; System Safety as a Research Paper.</w:t>
       </w:r>
     </w:p>
     <w:p>
@@ -127,73 +126,7 @@
           <w:rFonts w:ascii="Times New Roman" w:hAnsi="Times New Roman"/>
           <w:sz w:val="21"/>
         </w:rPr>
-        <w:t>This manuscript is a fresh resubmission prepared in response to your decision letter regarding our previous submission (former title: "*Recent-Label Dependence in Cross-Dataset Conformal SOH Evaluation: A Benchmark-Integrity Case Study*"), in which you kindly encouraged us to overcome identified limitations and resubmit as a new manuscript. Following your guidance, we have substantially revised and restructured the work directly within the manuscript body (with no rebuttal document or marked text attached):</w:t>
-      </w:r>
-    </w:p>
-    <w:p>
-      <w:pPr>
-        <w:pStyle w:val="ListBullet"/>
-        <w:spacing w:after="80"/>
-        <w:ind w:left="403" w:hanging="259"/>
-      </w:pPr>
-      <w:r>
-        <w:rPr>
-          <w:rFonts w:ascii="Times New Roman" w:hAnsi="Times New Roman"/>
-          <w:b/>
-          <w:sz w:val="21"/>
-        </w:rPr>
-        <w:t>Expanded Recent Literature &amp; Domain Context:</w:t>
-      </w:r>
-      <w:r>
-        <w:rPr>
-          <w:rFonts w:ascii="Times New Roman" w:hAnsi="Times New Roman"/>
-          <w:sz w:val="21"/>
-        </w:rPr>
-        <w:t xml:space="preserve"> We have incorporated a substantial body of recent literature from *Reliability Engineering &amp; System Safety*, *IEEE Transactions on Reliability*, and related prognostics and health management (PHM) venues. This establishes a comprehensive context spanning fundamental conformal prediction methodology, non-exchangeable uncertainty quantification, and battery state-of-health (SOH) reliability applications.</w:t>
-      </w:r>
-    </w:p>
-    <w:p>
-      <w:pPr>
-        <w:pStyle w:val="ListBullet"/>
-        <w:spacing w:after="80"/>
-        <w:ind w:left="403" w:hanging="259"/>
-      </w:pPr>
-      <w:r>
-        <w:rPr>
-          <w:rFonts w:ascii="Times New Roman" w:hAnsi="Times New Roman"/>
-          <w:b/>
-          <w:sz w:val="21"/>
-        </w:rPr>
-        <w:t>Clarified SOTA Contribution &amp; RESS Scope:</w:t>
-      </w:r>
-      <w:r>
-        <w:rPr>
-          <w:rFonts w:ascii="Times New Roman" w:hAnsi="Times New Roman"/>
-          <w:sz w:val="21"/>
-        </w:rPr>
-        <w:t xml:space="preserve"> We have repositioned the contribution from a single case study into a generalizable, protocol-forward benchmark-integrity audit framework. The paper explicitly demonstrates how undeclared measurement conditions and benchmark leakage translate directly into threshold-decision risks (false-acceptance and false-rejection rates) in safety-critical battery maintenance.</w:t>
-      </w:r>
-    </w:p>
-    <w:p>
-      <w:pPr>
-        <w:pStyle w:val="ListBullet"/>
-        <w:spacing w:after="80"/>
-        <w:ind w:left="403" w:hanging="259"/>
-      </w:pPr>
-      <w:r>
-        <w:rPr>
-          <w:rFonts w:ascii="Times New Roman" w:hAnsi="Times New Roman"/>
-          <w:b/>
-          <w:sz w:val="21"/>
-        </w:rPr>
-        <w:t>Refined Title &amp; Structure:</w:t>
-      </w:r>
-      <w:r>
-        <w:rPr>
-          <w:rFonts w:ascii="Times New Roman" w:hAnsi="Times New Roman"/>
-          <w:sz w:val="21"/>
-        </w:rPr>
-        <w:t xml:space="preserve"> The title and narrative have been updated to emphasize our six-gate audit protocol, providing transparent, claim-bounding rules for evaluating uncertainty quantification models under real-world distribution shift.</w:t>
+        <w:t>Data-driven state-of-health (SOH) prognostics increasingly feed maintenance and serviceability decisions, and conformal prediction is an attractive way to attach finite-sample uncertainty to those decisions. Yet cross-dataset validation can conceal undeclared measurement conditions. This manuscript develops a six-gate benchmark-integrity audit protocol covering the prediction-time information set, split integrity, cell-aware uncertainty, independent negative controls, threshold-decision consequences, and localization sensitivity, and demonstrates it on 13,831 analysis-eligible records drawn from 13,876 real cycle-level observations in the CALCE, NASA, and Oxford battery datasets.</w:t>
       </w:r>
     </w:p>
     <w:p>
@@ -206,7 +139,49 @@
           <w:rFonts w:ascii="Times New Roman" w:hAnsi="Times New Roman"/>
           <w:sz w:val="21"/>
         </w:rPr>
-        <w:t>In this work, data-driven battery SOH prognostics increasingly inform maintenance decisions, and conformal prediction offers finite-sample coverage guarantees for those decisions. However, cross-dataset benchmarks often conceal undeclared prediction-time information sets. We present a formal six-gate protocol covering prediction-time information sets, split integrity, cell-aware uncertainty, independent negative controls, threshold-decision risk, and localization sensitivity. We demonstrate the protocol across 13,831 analysis-eligible cycle-level records from the CALCE, NASA, and Oxford battery repositories.</w:t>
+        <w:t>The audit yields three findings of direct interest to the reliability community:</w:t>
+      </w:r>
+    </w:p>
+    <w:p>
+      <w:pPr>
+        <w:pStyle w:val="ListBullet"/>
+        <w:spacing w:after="80"/>
+        <w:ind w:left="403" w:hanging="259"/>
+      </w:pPr>
+      <w:r>
+        <w:rPr>
+          <w:rFonts w:ascii="Times New Roman" w:hAnsi="Times New Roman"/>
+          <w:sz w:val="21"/>
+        </w:rPr>
+        <w:t>Access to the most recent measured SOH is a load-bearing measurement condition: five adjusted cross-dataset intervals support coverage reductions, by up to 60.4 percentage points.</w:t>
+      </w:r>
+    </w:p>
+    <w:p>
+      <w:pPr>
+        <w:pStyle w:val="ListBullet"/>
+        <w:spacing w:after="80"/>
+        <w:ind w:left="403" w:hanging="259"/>
+      </w:pPr>
+      <w:r>
+        <w:rPr>
+          <w:rFonts w:ascii="Times New Roman" w:hAnsi="Times New Roman"/>
+          <w:sz w:val="21"/>
+        </w:rPr>
+        <w:t>Feature-schema sensitivity has bounded decision consequences: the as-used schema bundle raises false acceptance at the 0.90 SOH threshold by 100 percentage points in the leave-NASA task (exact paired-cell test), while an opposite-direction leave-CALCE contrast does not pass correction and the independent-control gate confines the finding to a bundle-level association.</w:t>
+      </w:r>
+    </w:p>
+    <w:p>
+      <w:pPr>
+        <w:pStyle w:val="ListBullet"/>
+        <w:spacing w:after="80"/>
+        <w:ind w:left="403" w:hanging="259"/>
+      </w:pPr>
+      <w:r>
+        <w:rPr>
+          <w:rFonts w:ascii="Times New Roman" w:hAnsi="Times New Roman"/>
+          <w:sz w:val="21"/>
+        </w:rPr>
+        <w:t>Interval coverage alone does not certify threshold decisions: the protocol links coverage to false-acceptance/false-rejection rates with denominators and small-denominator suppression.</w:t>
       </w:r>
     </w:p>
     <w:p>
@@ -219,73 +194,7 @@
           <w:rFonts w:ascii="Times New Roman" w:hAnsi="Times New Roman"/>
           <w:sz w:val="21"/>
         </w:rPr>
-        <w:t>The protocol yields three core findings of direct interest to the reliability community:</w:t>
-      </w:r>
-    </w:p>
-    <w:p>
-      <w:pPr>
-        <w:pStyle w:val="ListBullet"/>
-        <w:spacing w:after="80"/>
-        <w:ind w:left="403" w:hanging="259"/>
-      </w:pPr>
-      <w:r>
-        <w:rPr>
-          <w:rFonts w:ascii="Times New Roman" w:hAnsi="Times New Roman"/>
-          <w:b/>
-          <w:sz w:val="21"/>
-        </w:rPr>
-        <w:t>Load-bearing label dependence:</w:t>
-      </w:r>
-      <w:r>
-        <w:rPr>
-          <w:rFonts w:ascii="Times New Roman" w:hAnsi="Times New Roman"/>
-          <w:sz w:val="21"/>
-        </w:rPr>
-        <w:t xml:space="preserve"> Access to recent measured SOH operates as a critical, unstated prediction-time condition; removing it leads to coverage drops of up to 60.4 percentage points across five cross-dataset evaluation tasks.</w:t>
-      </w:r>
-    </w:p>
-    <w:p>
-      <w:pPr>
-        <w:pStyle w:val="ListBullet"/>
-        <w:spacing w:after="80"/>
-        <w:ind w:left="403" w:hanging="259"/>
-      </w:pPr>
-      <w:r>
-        <w:rPr>
-          <w:rFonts w:ascii="Times New Roman" w:hAnsi="Times New Roman"/>
-          <w:b/>
-          <w:sz w:val="21"/>
-        </w:rPr>
-        <w:t>Bounded schema sensitivity:</w:t>
-      </w:r>
-      <w:r>
-        <w:rPr>
-          <w:rFonts w:ascii="Times New Roman" w:hAnsi="Times New Roman"/>
-          <w:sz w:val="21"/>
-        </w:rPr>
-        <w:t xml:space="preserve"> Feature-schema variations exert bounded, task-specific effects on decision risk (e.g., raising false acceptance at the 0.90 SOH threshold by 100 percentage points in the leave-NASA task, while an opposite-direction leave-CALCE contrast does not pass correction).</w:t>
-      </w:r>
-    </w:p>
-    <w:p>
-      <w:pPr>
-        <w:pStyle w:val="ListBullet"/>
-        <w:spacing w:after="80"/>
-        <w:ind w:left="403" w:hanging="259"/>
-      </w:pPr>
-      <w:r>
-        <w:rPr>
-          <w:rFonts w:ascii="Times New Roman" w:hAnsi="Times New Roman"/>
-          <w:b/>
-          <w:sz w:val="21"/>
-        </w:rPr>
-        <w:t>Threshold-decision risk linkage:</w:t>
-      </w:r>
-      <w:r>
-        <w:rPr>
-          <w:rFonts w:ascii="Times New Roman" w:hAnsi="Times New Roman"/>
-          <w:sz w:val="21"/>
-        </w:rPr>
-        <w:t xml:space="preserve"> Interval coverage alone is insufficient to certify operational safety; the protocol links coverage to false-acceptance and false-rejection rates with small-denominator suppression to protect decision integrity.</w:t>
+        <w:t>Relative to current work on producing conformal intervals, adapting SOH models under shift, and bounding non-exchangeable coverage, the contribution is complementary: the protocol treats the benchmark that certifies those intervals as the object of reliability analysis. Each gate couples an evidentiary requirement to a claim-bounding consequence, so failed controls restrict what may be concluded instead of being hidden or relabeled as a mechanism.</w:t>
       </w:r>
     </w:p>
     <w:p>
@@ -298,7 +207,7 @@
           <w:rFonts w:ascii="Times New Roman" w:hAnsi="Times New Roman"/>
           <w:sz w:val="21"/>
         </w:rPr>
-        <w:t>We confirm that this manuscript has not been published elsewhere and is not under consideration by another journal. All authors have approved the manuscript and agree with its submission. We have no conflicts of interest to disclose. All data, code, and execution manifests underlying the reported results are publicly available in our open replication repository.</w:t>
+        <w:t>We confirm that this manuscript has not been published elsewhere and is not under consideration by another journal. All authors have approved the manuscript and agree with its submission. We have no conflicts of interest to disclose. All data and code underlying the reported results are publicly available in the project replication repository cited in the manuscript.</w:t>
       </w:r>
     </w:p>
     <w:p>
@@ -311,7 +220,7 @@
           <w:rFonts w:ascii="Times New Roman" w:hAnsi="Times New Roman"/>
           <w:sz w:val="21"/>
         </w:rPr>
-        <w:t>Thank you for your time and consideration.</w:t>
+        <w:t>We look forward to your consideration.</w:t>
       </w:r>
     </w:p>
     <w:p>
